--- a/Tom1_Poglavlje1_Okruzenje_i_Prva_Aplikacija.docx
+++ b/Tom1_Poglavlje1_Okruzenje_i_Prva_Aplikacija.docx
@@ -756,7 +756,7 @@
           <w:szCs w:val="22"/>
           <w:lang w:val="sr-Latn"/>
         </w:rPr>
-        <w:t>Pre nego što napišeš bilo šta, mora se pokrenuti nešto. Zvuči trivijalno — ali setup je mesto gde se izgube sati, a nekad i celi dani. Ovo poglavlje te vodi kroz instalaciju na način na koji to rade iskusni inženjeri: sistemski, sa razumevanjem, i sa znanjem šta da uradiš kada nešto pukne.</w:t>
+        <w:t>Pre nego što napišeš bilo šta, mora se pokrenuti nešto. Zvuči trivijalno — ali setup je mesto gde se izgube sati, a nekad i celi dani. Ovo poglavlje te vodi kroz instalaciju na način na koji to rade iskusni inženjeri: sistemski, sa razumevanjem i sa znanjem šta da uradiš kada nešto pukne.</w:t>
       </w:r>
     </w:p>
     <w:p>
@@ -780,7 +780,7 @@
           <w:szCs w:val="22"/>
           <w:lang w:val="sr-Latn"/>
         </w:rPr>
-        <w:t>Nećemo samo kopirati komande iz dokumentacije. Objasnićemo zašto svaki alat postoji, šta on zapravo radi ispod haube, i koji su realni problemi koje ćeš sresti. Na kraju ovog poglavlja imaćeš pokrenute app na svom uređaju — i razumećeš svaki deo koji to omogućava.</w:t>
+        <w:t>Nećemo samo kopirati komande iz dokumentacije. Objasnićemo zašto svaki alat postoji, šta on zapravo radi ispod haube i koji su realni problemi koje ćeš sresti. Na kraju ovog poglavlja imaćeš pokrenute app na svom uređaju — i razumećeš svaki deo koji to omogućava.</w:t>
       </w:r>
     </w:p>
     <w:tbl>
@@ -963,7 +963,63 @@
           <w:szCs w:val="22"/>
           <w:lang w:val="sr-Latn"/>
         </w:rPr>
-        <w:t>Pre nego što otvorimo terminal, razumejmo ekosistem. React Native nije samo jedna stvar — to je skup alata koji rade zajedno, i svaki od njih ima svoju ulogu.</w:t>
+        <w:t xml:space="preserve">Pre nego što otvorimo terminal, </w:t>
+      </w:r>
+      <w:r>
+        <w:rPr>
+          <w:rFonts w:eastAsia="Georgia" w:cs="Georgia"/>
+          <w:b w:val="false"/>
+          <w:bCs w:val="false"/>
+          <w:i w:val="false"/>
+          <w:iCs w:val="false"/>
+          <w:color w:val="1A1A1A"/>
+          <w:sz w:val="22"/>
+          <w:szCs w:val="22"/>
+          <w:lang w:val="sr-Latn"/>
+        </w:rPr>
+        <w:t xml:space="preserve">treba da </w:t>
+      </w:r>
+      <w:r>
+        <w:rPr>
+          <w:rFonts w:eastAsia="Georgia" w:cs="Georgia"/>
+          <w:b w:val="false"/>
+          <w:bCs w:val="false"/>
+          <w:i w:val="false"/>
+          <w:iCs w:val="false"/>
+          <w:color w:val="1A1A1A"/>
+          <w:sz w:val="22"/>
+          <w:szCs w:val="22"/>
+          <w:lang w:val="sr-Latn"/>
+        </w:rPr>
+        <w:t>razume</w:t>
+      </w:r>
+      <w:r>
+        <w:rPr>
+          <w:rFonts w:eastAsia="Georgia" w:cs="Georgia"/>
+          <w:b w:val="false"/>
+          <w:bCs w:val="false"/>
+          <w:i w:val="false"/>
+          <w:iCs w:val="false"/>
+          <w:color w:val="1A1A1A"/>
+          <w:sz w:val="22"/>
+          <w:szCs w:val="22"/>
+          <w:lang w:val="sr-Latn"/>
+        </w:rPr>
+        <w:t>m</w:t>
+      </w:r>
+      <w:r>
+        <w:rPr>
+          <w:rFonts w:eastAsia="Georgia" w:cs="Georgia"/>
+          <w:b w:val="false"/>
+          <w:bCs w:val="false"/>
+          <w:i w:val="false"/>
+          <w:iCs w:val="false"/>
+          <w:color w:val="1A1A1A"/>
+          <w:sz w:val="22"/>
+          <w:szCs w:val="22"/>
+          <w:lang w:val="sr-Latn"/>
+        </w:rPr>
+        <w:t>o ekosistem. React Native nije samo jedna stvar — to je skup alata koji rade zajedno i svaki od njih ima svoju ulogu.</w:t>
       </w:r>
     </w:p>
     <w:p>
@@ -1348,7 +1404,7 @@
                 <w:szCs w:val="22"/>
                 <w:lang w:val="sr-Latn"/>
               </w:rPr>
-              <w:t>Expo je meta-framework koji apstrahuje native kompajliranje. Bez Expo-a, moraš da konfigurišeš Xcode i Android Studio — što je posao za sebe.</w:t>
+              <w:t>Expo je meta-framework koji apstrahuje native kompajliranje. Bez Expo-a moraš da konfigurišeš Xcode i Android Studio — što je posao za sebe.</w:t>
             </w:r>
           </w:p>
         </w:tc>
@@ -1600,7 +1656,63 @@
           <w:szCs w:val="22"/>
           <w:lang w:val="sr-Latn"/>
         </w:rPr>
-        <w:t>React Native ekosistem se brzo razvija. Expo SDK 52+ zahteva Node 18 minimum, ali preporuka je Node 20 LTS ili Node 22 LTS. Knjiga koristi Node 24 jer je to trenutni LTS (Long Term Support) kao pisanja.</w:t>
+        <w:t xml:space="preserve">React Native ekosistem se brzo razvija. Expo SDK 52+ zahteva Node 18 minimum, ali preporuka je Node 20 LTS ili Node 22 LTS. Knjiga koristi Node 24 jer je to trenutni LTS (Long Term Support) </w:t>
+      </w:r>
+      <w:r>
+        <w:rPr>
+          <w:rFonts w:eastAsia="Georgia" w:cs="Georgia"/>
+          <w:b w:val="false"/>
+          <w:bCs w:val="false"/>
+          <w:i w:val="false"/>
+          <w:iCs w:val="false"/>
+          <w:color w:val="1A1A1A"/>
+          <w:sz w:val="22"/>
+          <w:szCs w:val="22"/>
+          <w:lang w:val="sr-Latn"/>
+        </w:rPr>
+        <w:t>u trenutku</w:t>
+      </w:r>
+      <w:r>
+        <w:rPr>
+          <w:rFonts w:eastAsia="Georgia" w:cs="Georgia"/>
+          <w:b w:val="false"/>
+          <w:bCs w:val="false"/>
+          <w:i w:val="false"/>
+          <w:iCs w:val="false"/>
+          <w:color w:val="1A1A1A"/>
+          <w:sz w:val="22"/>
+          <w:szCs w:val="22"/>
+          <w:lang w:val="sr-Latn"/>
+        </w:rPr>
+        <w:t xml:space="preserve"> pisanja </w:t>
+      </w:r>
+      <w:r>
+        <w:rPr>
+          <w:rFonts w:eastAsia="Georgia" w:cs="Georgia"/>
+          <w:b w:val="false"/>
+          <w:bCs w:val="false"/>
+          <w:i w:val="false"/>
+          <w:iCs w:val="false"/>
+          <w:color w:val="1A1A1A"/>
+          <w:sz w:val="22"/>
+          <w:szCs w:val="22"/>
+          <w:lang w:val="sr-Latn"/>
+        </w:rPr>
+        <w:t>ove knjige</w:t>
+      </w:r>
+      <w:r>
+        <w:rPr>
+          <w:rFonts w:eastAsia="Georgia" w:cs="Georgia"/>
+          <w:b w:val="false"/>
+          <w:bCs w:val="false"/>
+          <w:i w:val="false"/>
+          <w:iCs w:val="false"/>
+          <w:color w:val="1A1A1A"/>
+          <w:sz w:val="22"/>
+          <w:szCs w:val="22"/>
+          <w:lang w:val="sr-Latn"/>
+        </w:rPr>
+        <w:t>.</w:t>
       </w:r>
     </w:p>
     <w:p>
@@ -1918,7 +2030,49 @@
           <w:szCs w:val="22"/>
           <w:lang w:val="sr-Latn"/>
         </w:rPr>
-        <w:t>Ako imaš stariju verziju, ne deinstaluj Node ručno. Koristi nvm (Node Version Manager) koji ti dozvoljava da imaš više verzija i da prelazis između njih.</w:t>
+        <w:t>Ako imaš stariju verziju, ne deinstal</w:t>
+      </w:r>
+      <w:r>
+        <w:rPr>
+          <w:rFonts w:eastAsia="Georgia" w:cs="Georgia"/>
+          <w:b w:val="false"/>
+          <w:bCs w:val="false"/>
+          <w:i w:val="false"/>
+          <w:iCs w:val="false"/>
+          <w:color w:val="1A1A1A"/>
+          <w:sz w:val="22"/>
+          <w:szCs w:val="22"/>
+          <w:lang w:val="sr-Latn"/>
+        </w:rPr>
+        <w:t>ira</w:t>
+      </w:r>
+      <w:r>
+        <w:rPr>
+          <w:rFonts w:eastAsia="Georgia" w:cs="Georgia"/>
+          <w:b w:val="false"/>
+          <w:bCs w:val="false"/>
+          <w:i w:val="false"/>
+          <w:iCs w:val="false"/>
+          <w:color w:val="1A1A1A"/>
+          <w:sz w:val="22"/>
+          <w:szCs w:val="22"/>
+          <w:lang w:val="sr-Latn"/>
+        </w:rPr>
+        <w:t xml:space="preserve">j Node ručno. Koristi nvm (Node Version Manager) koji ti dozvoljava da imaš više verzija i da prelazis između njih. </w:t>
+      </w:r>
+      <w:r>
+        <w:rPr>
+          <w:rFonts w:eastAsia="Georgia" w:cs="Georgia"/>
+          <w:b w:val="false"/>
+          <w:bCs w:val="false"/>
+          <w:i w:val="false"/>
+          <w:iCs w:val="false"/>
+          <w:color w:val="1A1A1A"/>
+          <w:sz w:val="22"/>
+          <w:szCs w:val="22"/>
+          <w:lang w:val="sr-Latn"/>
+        </w:rPr>
+        <w:t>Aktiviraš onu koja ti trenutno odgovara</w:t>
       </w:r>
     </w:p>
     <w:p>
@@ -2411,7 +2565,35 @@
                 <w:szCs w:val="22"/>
                 <w:lang w:val="sr-Latn"/>
               </w:rPr>
-              <w:t>nvm nije dostupan direktno na Windows-u. Koristi nvm-windows koji je poseban projekat (isti koncept, različita implementacija). Na Windows-u, alternativa je fnm (Fast Node Manager) koji je pisana u Rust-u i brža je od oba.</w:t>
+              <w:t>nvm nije dostupan direktno na Windows-u. Koristi nvm-windows koji je poseban projekat (isti koncept, različita implementacija). Na Windows-u, alternativa je fnm (Fast Node Manager) koji je pisana u Rust-u i brž</w:t>
+            </w:r>
+            <w:r>
+              <w:rPr>
+                <w:rFonts w:eastAsia="Georgia" w:cs="Georgia"/>
+                <w:b w:val="false"/>
+                <w:bCs w:val="false"/>
+                <w:i w:val="false"/>
+                <w:iCs w:val="false"/>
+                <w:color w:val="1A1A1A"/>
+                <w:sz w:val="22"/>
+                <w:szCs w:val="22"/>
+                <w:lang w:val="sr-Latn"/>
+              </w:rPr>
+              <w:t>i</w:t>
+            </w:r>
+            <w:r>
+              <w:rPr>
+                <w:rFonts w:eastAsia="Georgia" w:cs="Georgia"/>
+                <w:b w:val="false"/>
+                <w:bCs w:val="false"/>
+                <w:i w:val="false"/>
+                <w:iCs w:val="false"/>
+                <w:color w:val="1A1A1A"/>
+                <w:sz w:val="22"/>
+                <w:szCs w:val="22"/>
+                <w:lang w:val="sr-Latn"/>
+              </w:rPr>
+              <w:t xml:space="preserve"> je od oba.</w:t>
             </w:r>
           </w:p>
         </w:tc>
@@ -3748,7 +3930,95 @@
                       <w:szCs w:val="19"/>
                       <w:lang w:val="sr-Latn"/>
                     </w:rPr>
-                    <w:t>npx expo start</w:t>
+                    <w:t>n</w:t>
+                  </w:r>
+                  <w:r>
+                    <w:rPr>
+                      <w:rFonts w:eastAsia="Courier New" w:cs="Courier New" w:ascii="Courier New" w:hAnsi="Courier New"/>
+                      <w:color w:val="E0E0E0"/>
+                      <w:sz w:val="19"/>
+                      <w:szCs w:val="19"/>
+                      <w:lang w:val="sr-Latn"/>
+                    </w:rPr>
+                    <w:t>p</w:t>
+                  </w:r>
+                  <w:r>
+                    <w:rPr>
+                      <w:rFonts w:eastAsia="Courier New" w:cs="Courier New" w:ascii="Courier New" w:hAnsi="Courier New"/>
+                      <w:color w:val="E0E0E0"/>
+                      <w:sz w:val="19"/>
+                      <w:szCs w:val="19"/>
+                      <w:lang w:val="sr-Latn"/>
+                    </w:rPr>
+                    <w:t>m run web</w:t>
+                  </w:r>
+                </w:p>
+              </w:tc>
+            </w:tr>
+            <w:tr>
+              <w:trPr/>
+              <w:tc>
+                <w:tcPr>
+                  <w:tcW w:w="7541" w:type="dxa"/>
+                  <w:tcBorders/>
+                  <w:shd w:fill="1E2A38" w:val="clear"/>
+                  <w:tcMar>
+                    <w:top w:w="28" w:type="dxa"/>
+                    <w:bottom w:w="28" w:type="dxa"/>
+                  </w:tcMar>
+                </w:tcPr>
+                <w:p>
+                  <w:pPr>
+                    <w:pStyle w:val="Normal"/>
+                    <w:rPr>
+                      <w:rFonts w:ascii="Courier New" w:hAnsi="Courier New"/>
+                      <w:sz w:val="19"/>
+                      <w:szCs w:val="19"/>
+                      <w:lang w:val="sr-Latn"/>
+                    </w:rPr>
+                  </w:pPr>
+                  <w:r>
+                    <w:rPr>
+                      <w:rFonts w:ascii="Courier New" w:hAnsi="Courier New"/>
+                      <w:sz w:val="19"/>
+                      <w:szCs w:val="19"/>
+                      <w:lang w:val="sr-Latn"/>
+                    </w:rPr>
+                    <w:t># ili</w:t>
+                  </w:r>
+                </w:p>
+              </w:tc>
+            </w:tr>
+            <w:tr>
+              <w:trPr/>
+              <w:tc>
+                <w:tcPr>
+                  <w:tcW w:w="7541" w:type="dxa"/>
+                  <w:tcBorders/>
+                  <w:shd w:fill="1E2A38" w:val="clear"/>
+                  <w:tcMar>
+                    <w:top w:w="28" w:type="dxa"/>
+                    <w:bottom w:w="28" w:type="dxa"/>
+                  </w:tcMar>
+                </w:tcPr>
+                <w:p>
+                  <w:pPr>
+                    <w:pStyle w:val="Normal"/>
+                    <w:rPr>
+                      <w:rFonts w:ascii="Courier New" w:hAnsi="Courier New"/>
+                      <w:sz w:val="19"/>
+                      <w:szCs w:val="19"/>
+                      <w:lang w:val="sr-Latn"/>
+                    </w:rPr>
+                  </w:pPr>
+                  <w:r>
+                    <w:rPr>
+                      <w:rFonts w:ascii="Courier New" w:hAnsi="Courier New"/>
+                      <w:sz w:val="19"/>
+                      <w:szCs w:val="19"/>
+                      <w:lang w:val="sr-Latn"/>
+                    </w:rPr>
+                    <w:t># npx expo start #ali kasnije</w:t>
                   </w:r>
                 </w:p>
               </w:tc>
@@ -3962,7 +4232,63 @@
           <w:szCs w:val="22"/>
           <w:lang w:val="sr-Latn"/>
         </w:rPr>
-        <w:t>Zaustavi se ovde. Pre nego što pređeš dalje — pokreni ovo. Znaš da radiš ispravno kada na telefonu vidiš beli ekran sa tekstom 'Open up App.js to start working on your app'. To je tvoja prva React Native aplikacija.</w:t>
+        <w:t xml:space="preserve">Zaustavi se ovde. Pre nego što pređeš dalje — pokreni ovo. Znaš da radiš ispravno kada na telefonu vidiš beli ekran sa tekstom </w:t>
+      </w:r>
+      <w:r>
+        <w:rPr>
+          <w:rFonts w:eastAsia="Georgia" w:cs="Georgia"/>
+          <w:b w:val="false"/>
+          <w:bCs w:val="false"/>
+          <w:i w:val="false"/>
+          <w:iCs w:val="false"/>
+          <w:color w:val="1A1A1A"/>
+          <w:sz w:val="22"/>
+          <w:szCs w:val="22"/>
+          <w:lang w:val="sr-Latn"/>
+        </w:rPr>
+        <w:t>naslova:</w:t>
+      </w:r>
+      <w:r>
+        <w:rPr>
+          <w:rFonts w:eastAsia="Georgia" w:cs="Georgia"/>
+          <w:b w:val="false"/>
+          <w:bCs w:val="false"/>
+          <w:i w:val="false"/>
+          <w:iCs w:val="false"/>
+          <w:color w:val="1A1A1A"/>
+          <w:sz w:val="22"/>
+          <w:szCs w:val="22"/>
+          <w:lang w:val="sr-Latn"/>
+        </w:rPr>
+        <w:t xml:space="preserve"> '</w:t>
+      </w:r>
+      <w:r>
+        <w:rPr>
+          <w:rFonts w:eastAsia="Georgia" w:cs="Georgia"/>
+          <w:b w:val="false"/>
+          <w:bCs w:val="false"/>
+          <w:i w:val="false"/>
+          <w:iCs w:val="false"/>
+          <w:color w:val="1A1A1A"/>
+          <w:sz w:val="22"/>
+          <w:szCs w:val="22"/>
+          <w:lang w:val="sr-Latn"/>
+        </w:rPr>
+        <w:t>Welcome!</w:t>
+      </w:r>
+      <w:r>
+        <w:rPr>
+          <w:rFonts w:eastAsia="Georgia" w:cs="Georgia"/>
+          <w:b w:val="false"/>
+          <w:bCs w:val="false"/>
+          <w:i w:val="false"/>
+          <w:iCs w:val="false"/>
+          <w:color w:val="1A1A1A"/>
+          <w:sz w:val="22"/>
+          <w:szCs w:val="22"/>
+          <w:lang w:val="sr-Latn"/>
+        </w:rPr>
+        <w:t>'. To je tvoja prva React Native aplikacija.</w:t>
       </w:r>
     </w:p>
     <w:p>
@@ -3997,20 +4323,6 @@
           <w:lang w:val="sr-Latn"/>
         </w:rPr>
         <w:t>1.5  Struktura projekta</w:t>
-      </w:r>
-    </w:p>
-    <w:p>
-      <w:pPr>
-        <w:pStyle w:val="Normal"/>
-        <w:spacing w:before="0" w:after="60"/>
-        <w:rPr>
-          <w:lang w:val="sr-Latn"/>
-        </w:rPr>
-      </w:pPr>
-      <w:r>
-        <w:rPr>
-          <w:lang w:val="sr-Latn"/>
-        </w:rPr>
       </w:r>
     </w:p>
     <w:p>
@@ -9776,7 +10088,7 @@
                 <w:szCs w:val="21"/>
                 <w:lang w:val="sr-Latn"/>
               </w:rPr>
-              <w:t>Uvek počni od terminala, ne od ekrana. Ekran je simptom, terminal je dijagnoza. Poruka greške ti govori fajl, liniju, i tip problema. Citaj je pažljivo pre nego što pretražuješ Google.</w:t>
+              <w:t>Uvek počni od terminala, ne od ekrana. Ekran je simptom, terminal je dijagnoza. Poruka greške ti govori fajl, liniju i tip problema. Citaj je pažljivo pre nego što pretražuješ Google.</w:t>
             </w:r>
           </w:p>
         </w:tc>
@@ -10186,7 +10498,7 @@
                 <w:szCs w:val="22"/>
                 <w:lang w:val="sr-Latn"/>
               </w:rPr>
-              <w:t>React Developer Tools rade sa React Native! Instaliraj ih u browseru, pa u Expo Dev Menu izaberi 'Open React DevTools'. Možeš videti component tree, props, i state u realnom vremenu — neprocenjivo za debugging.</w:t>
+              <w:t>React Developer Tools rade sa React Native! Instaliraj ih u browseru, pa u Expo Dev Menu izaberi 'Open React DevTools'. Možeš videti component tree, props i state u realnom vremenu — neprocenjivo za debugging.</w:t>
             </w:r>
           </w:p>
         </w:tc>
@@ -12465,7 +12777,7 @@
       <w:rPr>
         <w:lang w:val="sr-Latn"/>
       </w:rPr>
-      <w:t>16</w:t>
+      <w:t>19</w:t>
     </w:r>
     <w:r>
       <w:rPr>
@@ -12535,7 +12847,7 @@
       <w:rPr>
         <w:lang w:val="sr-Latn"/>
       </w:rPr>
-      <w:t>16</w:t>
+      <w:t>19</w:t>
     </w:r>
     <w:r>
       <w:rPr>
@@ -13235,6 +13547,29 @@
     <w:pPr/>
     <w:rPr/>
   </w:style>
+  <w:style w:type="paragraph" w:styleId="TableContents">
+    <w:name w:val="Table Contents"/>
+    <w:basedOn w:val="Normal"/>
+    <w:qFormat/>
+    <w:pPr>
+      <w:widowControl w:val="false"/>
+      <w:suppressLineNumbers/>
+    </w:pPr>
+    <w:rPr/>
+  </w:style>
+  <w:style w:type="paragraph" w:styleId="TableHeading">
+    <w:name w:val="Table Heading"/>
+    <w:basedOn w:val="TableContents"/>
+    <w:qFormat/>
+    <w:pPr>
+      <w:suppressLineNumbers/>
+      <w:jc w:val="center"/>
+    </w:pPr>
+    <w:rPr>
+      <w:b/>
+      <w:bCs/>
+    </w:rPr>
+  </w:style>
 </w:styles>
 </file>
 
